--- a/CSM_Brazil_Release_Blog_DE.docx
+++ b/CSM_Brazil_Release_Blog_DE.docx
@@ -240,7 +240,27 @@
         <w:spacing w:after="140" w:line="300"/>
       </w:pPr>
       <w:r>
-        <w:t xml:space="preserve">Brazil macht CSM offener, vernetzter und präziser: KI, die werkzeugübergreifend arbeitet, Sprache direkt im Portal, proaktiver Service für Geschäftskunden sowie stärkeres Daten- und Personalmanagement. Sprechen Sie uns an, welche dieser Neuerungen den größten Nutzen für Ihre Service-Organisation bringen.</w:t>
+        <w:t xml:space="preserve">Brazil macht CSM offener, vernetzter und präziser: KI, die werkzeugübergreifend arbeitet, Sprache direkt im Portal, proaktiver Service für Geschäftskunden sowie stärkeres Daten- und Personalmanagement.</w:t>
+      </w:r>
+    </w:p>
+    <w:p>
+      <w:pPr>
+        <w:pBdr>
+          <w:left w:val="single" w:color="1F4E79" w:sz="24" w:space="8"/>
+        </w:pBdr>
+        <w:shd w:fill="EAF1F8" w:val="clear"/>
+        <w:spacing w:after="140" w:before="200"/>
+      </w:pPr>
+      <w:r>
+        <w:rPr>
+          <w:b/>
+          <w:bCs/>
+          <w:color w:val="1F4E79"/>
+        </w:rPr>
+        <w:t xml:space="preserve">Sprechen Sie mit den Experten. </w:t>
+      </w:r>
+      <w:r>
+        <w:t xml:space="preserve">Für weitere Einblicke wie diese oder als Partner bei Ihrer Implementierung: Kontaktieren Sie uns. Wir sind die Experten für ServiceNow-CSM-Implementierungen und helfen Ihnen, das Brazil-Release in konkrete Ergebnisse für Ihre Service-Organisation zu überführen.</w:t>
       </w:r>
     </w:p>
     <w:p>
@@ -276,7 +296,7 @@
         </w:numPr>
         <w:spacing w:after="60"/>
       </w:pPr>
-      <w:hyperlink w:history="1" r:id="rIdrrimxlcn_8_nlbww43u5c">
+      <w:hyperlink w:history="1" r:id="rId7tijg_-i4hnxpnuayi_cn">
         <w:r>
           <w:rPr>
             <w:rStyle w:val="Hyperlink"/>
@@ -294,7 +314,7 @@
         </w:numPr>
         <w:spacing w:after="60"/>
       </w:pPr>
-      <w:hyperlink w:history="1" r:id="rIdup_4q7x4qf9phd4b_efe7">
+      <w:hyperlink w:history="1" r:id="rIdjjqmq2dmtd6qdld_qyxzv">
         <w:r>
           <w:rPr>
             <w:rStyle w:val="Hyperlink"/>
@@ -312,7 +332,7 @@
         </w:numPr>
         <w:spacing w:after="60"/>
       </w:pPr>
-      <w:hyperlink w:history="1" r:id="rIdquxavip3kmatfl2stbksi">
+      <w:hyperlink w:history="1" r:id="rIdrblluvouyzv93h-zslv2q">
         <w:r>
           <w:rPr>
             <w:rStyle w:val="Hyperlink"/>
@@ -330,7 +350,7 @@
         </w:numPr>
         <w:spacing w:after="60"/>
       </w:pPr>
-      <w:hyperlink w:history="1" r:id="rIdxyt38kfco1uifsfado-7y">
+      <w:hyperlink w:history="1" r:id="rId2v8znzjszvnm2lrdidymj">
         <w:r>
           <w:rPr>
             <w:rStyle w:val="Hyperlink"/>
@@ -348,7 +368,7 @@
         </w:numPr>
         <w:spacing w:after="60"/>
       </w:pPr>
-      <w:hyperlink w:history="1" r:id="rIdrluuk0ze2n778ucvvtgcu">
+      <w:hyperlink w:history="1" r:id="rIdourwg2h1caauy7jxw9mhp">
         <w:r>
           <w:rPr>
             <w:rStyle w:val="Hyperlink"/>
@@ -366,7 +386,7 @@
         </w:numPr>
         <w:spacing w:after="60"/>
       </w:pPr>
-      <w:hyperlink w:history="1" r:id="rIdtuxc8thn1cvtyd38iw1m8">
+      <w:hyperlink w:history="1" r:id="rId0yl2qbtkb6ucqw5elp6nx">
         <w:r>
           <w:rPr>
             <w:rStyle w:val="Hyperlink"/>
